--- a/DevelopmentRequirements/梦境逐影_游戏设计文档_最终版.docx
+++ b/DevelopmentRequirements/梦境逐影_游戏设计文档_最终版.docx
@@ -1,6 +1,6 @@
 
 <file path=word/document.xml><?xml version="1.0" encoding="utf-8"?>
-<w:document xmlns:wpc="http://schemas.microsoft.com/office/word/2010/wordprocessingCanvas" xmlns:mc="http://schemas.openxmlformats.org/markup-compatibility/2006" xmlns:o="urn:schemas-microsoft-com:office:office" xmlns:r="http://schemas.openxmlformats.org/officeDocument/2006/relationships" xmlns:m="http://schemas.openxmlformats.org/officeDocument/2006/math" xmlns:v="urn:schemas-microsoft-com:vml" xmlns:wp14="http://schemas.microsoft.com/office/word/2010/wordprocessingDrawing" xmlns:wp="http://schemas.openxmlformats.org/drawingml/2006/wordprocessingDrawing" xmlns:w="http://schemas.openxmlformats.org/wordprocessingml/2006/main" xmlns:w14="http://schemas.microsoft.com/office/word/2010/wordml" xmlns:w10="urn:schemas-microsoft-com:office:word" xmlns:w15="http://schemas.microsoft.com/office/word/2012/wordml" xmlns:wpg="http://schemas.microsoft.com/office/word/2010/wordprocessingGroup" xmlns:wpi="http://schemas.microsoft.com/office/word/2010/wordprocessingInk" xmlns:wne="http://schemas.microsoft.com/office/word/2006/wordml" xmlns:wps="http://schemas.microsoft.com/office/word/2010/wordprocessingShape" xmlns:wpsCustomData="http://www.wps.cn/officeDocument/2013/wpsCustomData" mc:Ignorable="w14 w15 wp14">
+<w:document xmlns:ns1="http://schemas.openxmlformats.org/markup-compatibility/2006" xmlns:w="http://schemas.openxmlformats.org/wordprocessingml/2006/main" xmlns:w14="http://schemas.microsoft.com/office/word/2010/wordml" ns1:Ignorable="w14 w15 wp14">
   <w:body>
     <w:p>
       <w:pPr>
@@ -8626,6 +8626,16 @@
       </w:r>
     </w:p>
     <w:p>
+      <w:r>
+        <w:rPr>
+          <w:rFonts w:ascii="Arial" w:hAnsi="Arial" w:eastAsia="Arial" w:cs="Arial"/>
+          <w:sz w:val="20"/>
+          <w:szCs w:val="20"/>
+        </w:rPr>
+        <w:t xml:space="preserve">场景视觉呈现：每种房间类型的视觉由美术预制整图提供（PNG），RoomManager 加载该图作为背景，在其上叠加「不可见空气墙」划定可走/不可走区域，并在门位置放置带开/关动画的门精灵。参考样图：assets/tiles/changjing1.png（第一层办公室类型）。</w:t>
+      </w:r>
+    </w:p>
+    <w:p>
       <w:pPr>
         <w:pStyle w:val="3"/>
         <w:spacing w:before="240" w:after="120"/>
@@ -13189,6 +13199,16 @@
           <w:szCs w:val="22"/>
         </w:rPr>
         <w:t>凌晨的写字楼，荧光灯一闪一闪。工位上堆满了没写完的报告，打印机永远卡纸，电话永远响个不停。窗外是黑色虚空，找不到下班的门。</w:t>
+      </w:r>
+    </w:p>
+    <w:p>
+      <w:r>
+        <w:rPr>
+          <w:rFonts w:ascii="Arial" w:hAnsi="Arial" w:eastAsia="Arial" w:cs="Arial"/>
+          <w:sz w:val="20"/>
+          <w:szCs w:val="20"/>
+        </w:rPr>
+        <w:t xml:space="preserve">【场景构建方式】本层场景采用「预制整图」方案：每种房间类型由美术提供一张完整的俯视像素图（墙/地板/家具/灯光/散落物全部烘焙在一起）。参考样图：assets/tiles/changjing1.png。RoomManager 加载该图作为背景，在其上叠加不可见空气墙与门节点。</w:t>
       </w:r>
     </w:p>
     <w:p>
@@ -14596,6 +14616,16 @@
       </w:r>
     </w:p>
     <w:p>
+      <w:r>
+        <w:rPr>
+          <w:rFonts w:ascii="Arial" w:hAnsi="Arial" w:eastAsia="Arial" w:cs="Arial"/>
+          <w:sz w:val="20"/>
+          <w:szCs w:val="20"/>
+        </w:rPr>
+        <w:t xml:space="preserve">【场景构建方式】本层场景采用「预制整图」方案：每种房间类型由美术提供一张完整的俯视像素图（地铁站/街道/旋转门等元素全部烘焙）。RoomManager 加载该图作为背景，在其上叠加不可见空气墙与门节点。</w:t>
+      </w:r>
+    </w:p>
+    <w:p>
       <w:pPr>
         <w:spacing w:before="60" w:after="60"/>
       </w:pPr>
@@ -16003,6 +16033,16 @@
           <w:szCs w:val="22"/>
         </w:rPr>
         <w:t>所有噩梦的来源——不是某个具体的地方，而是一个人独自坐在黑暗里，什么都没有，却感觉什么都压着。房间的墙壁上投影着未读消息、逾期任务、被否定的方案……然后一切都扭曲了。</w:t>
+      </w:r>
+    </w:p>
+    <w:p>
+      <w:r>
+        <w:rPr>
+          <w:rFonts w:ascii="Arial" w:hAnsi="Arial" w:eastAsia="Arial" w:cs="Arial"/>
+          <w:sz w:val="20"/>
+          <w:szCs w:val="20"/>
+        </w:rPr>
+        <w:t xml:space="preserve">【场景构建方式】本层场景采用「预制整图」方案：每种房间类型由美术提供一张完整的俯视像素图（纯黑底色+红色紫色投影+未读消息墙等元素全部烘焙）。RoomManager 加载该图作为背景，在其上叠加不可见空气墙与门节点。</w:t>
       </w:r>
     </w:p>
     <w:p>
@@ -18767,7 +18807,155 @@
                 <w:sz w:val="20"/>
                 <w:szCs w:val="20"/>
               </w:rPr>
-              <w:t>管理房间状态、怪物刷新（body_exited 信号监听）</w:t>
+              <w:t xml:space="preserve">加载预制场景整图作为房间背景；按配置在其上叠加「不可见空气墙」划定可走/不可走区域；在门位置放置带开/关动画的门节点；管理怪物刷新（body_exited 信号监听）。</w:t>
+            </w:r>
+          </w:p>
+        </w:tc>
+      </w:tr>
+      <w:tr>
+        <w:tblPrEx>
+          <w:tblBorders>
+            <w:top w:val="single" w:color="auto" w:sz="4" w:space="0"/>
+            <w:left w:val="single" w:color="auto" w:sz="4" w:space="0"/>
+            <w:bottom w:val="single" w:color="auto" w:sz="4" w:space="0"/>
+            <w:right w:val="single" w:color="auto" w:sz="4" w:space="0"/>
+            <w:insideH w:val="single" w:color="auto" w:sz="4" w:space="0"/>
+            <w:insideV w:val="single" w:color="auto" w:sz="4" w:space="0"/>
+          </w:tblBorders>
+          <w:tblCellMar>
+            <w:top w:w="0" w:type="dxa"/>
+            <w:left w:w="10" w:type="dxa"/>
+            <w:bottom w:w="0" w:type="dxa"/>
+            <w:right w:w="10" w:type="dxa"/>
+          </w:tblCellMar>
+        </w:tblPrEx>
+        <w:tc>
+          <w:tcPr>
+            <w:tcW w:w="3000" w:type="dxa"/>
+            <w:tcBorders>
+              <w:top w:val="single" w:color="CCCCCC" w:sz="0" w:space="0"/>
+              <w:left w:val="single" w:color="CCCCCC" w:sz="0" w:space="0"/>
+              <w:bottom w:val="single" w:color="CCCCCC" w:sz="0" w:space="0"/>
+              <w:right w:val="single" w:color="CCCCCC" w:sz="0" w:space="0"/>
+            </w:tcBorders>
+            <w:shd w:val="clear" w:color="auto" w:fill="FFFFFF"/>
+            <w:tcMar>
+              <w:top w:w="60" w:type="dxa"/>
+              <w:left w:w="120" w:type="dxa"/>
+              <w:bottom w:w="60" w:type="dxa"/>
+              <w:right w:w="120" w:type="dxa"/>
+            </w:tcMar>
+          </w:tcPr>
+          <w:p>
+            <w:r>
+              <w:rPr>
+                <w:rFonts w:ascii="Arial" w:hAnsi="Arial" w:eastAsia="Arial" w:cs="Arial"/>
+                <w:sz w:val="20"/>
+                <w:szCs w:val="20"/>
+              </w:rPr>
+              <w:t xml:space="preserve">Door.tscn / Door.gd</w:t>
+            </w:r>
+          </w:p>
+        </w:tc>
+        <w:tc>
+          <w:tcPr>
+            <w:tcW w:w="6100" w:type="dxa"/>
+            <w:tcBorders>
+              <w:top w:val="single" w:color="CCCCCC" w:sz="0" w:space="0"/>
+              <w:left w:val="single" w:color="CCCCCC" w:sz="0" w:space="0"/>
+              <w:bottom w:val="single" w:color="CCCCCC" w:sz="0" w:space="0"/>
+              <w:right w:val="single" w:color="CCCCCC" w:sz="0" w:space="0"/>
+            </w:tcBorders>
+            <w:shd w:val="clear" w:color="auto" w:fill="FFFFFF"/>
+            <w:tcMar>
+              <w:top w:w="60" w:type="dxa"/>
+              <w:left w:w="120" w:type="dxa"/>
+              <w:bottom w:w="60" w:type="dxa"/>
+              <w:right w:w="120" w:type="dxa"/>
+            </w:tcMar>
+          </w:tcPr>
+          <w:p>
+            <w:r>
+              <w:rPr>
+                <w:rFonts w:ascii="Arial" w:hAnsi="Arial" w:eastAsia="Arial" w:cs="Arial"/>
+                <w:sz w:val="20"/>
+                <w:szCs w:val="20"/>
+              </w:rPr>
+              <w:t xml:space="preserve">门的开关动画节点：根据房间状态切换门的精灵帧（关闭态 / 开启动画 4 帧），控制对应 Area2D 触发器是否可激活。</w:t>
+            </w:r>
+          </w:p>
+        </w:tc>
+      </w:tr>
+      <w:tr>
+        <w:tblPrEx>
+          <w:tblBorders>
+            <w:top w:val="single" w:color="auto" w:sz="4" w:space="0"/>
+            <w:left w:val="single" w:color="auto" w:sz="4" w:space="0"/>
+            <w:bottom w:val="single" w:color="auto" w:sz="4" w:space="0"/>
+            <w:right w:val="single" w:color="auto" w:sz="4" w:space="0"/>
+            <w:insideH w:val="single" w:color="auto" w:sz="4" w:space="0"/>
+            <w:insideV w:val="single" w:color="auto" w:sz="4" w:space="0"/>
+          </w:tblBorders>
+          <w:tblCellMar>
+            <w:top w:w="0" w:type="dxa"/>
+            <w:left w:w="10" w:type="dxa"/>
+            <w:bottom w:w="0" w:type="dxa"/>
+            <w:right w:w="10" w:type="dxa"/>
+          </w:tblCellMar>
+        </w:tblPrEx>
+        <w:tc>
+          <w:tcPr>
+            <w:tcW w:w="3000" w:type="dxa"/>
+            <w:tcBorders>
+              <w:top w:val="single" w:color="CCCCCC" w:sz="0" w:space="0"/>
+              <w:left w:val="single" w:color="CCCCCC" w:sz="0" w:space="0"/>
+              <w:bottom w:val="single" w:color="CCCCCC" w:sz="0" w:space="0"/>
+              <w:right w:val="single" w:color="CCCCCC" w:sz="0" w:space="0"/>
+            </w:tcBorders>
+            <w:shd w:val="clear" w:color="auto" w:fill="FFFFFF"/>
+            <w:tcMar>
+              <w:top w:w="60" w:type="dxa"/>
+              <w:left w:w="120" w:type="dxa"/>
+              <w:bottom w:w="60" w:type="dxa"/>
+              <w:right w:w="120" w:type="dxa"/>
+            </w:tcMar>
+          </w:tcPr>
+          <w:p>
+            <w:r>
+              <w:rPr>
+                <w:rFonts w:ascii="Arial" w:hAnsi="Arial" w:eastAsia="Arial" w:cs="Arial"/>
+                <w:sz w:val="20"/>
+                <w:szCs w:val="20"/>
+              </w:rPr>
+              <w:t xml:space="preserve">InvisibleWall.tscn</w:t>
+            </w:r>
+          </w:p>
+        </w:tc>
+        <w:tc>
+          <w:tcPr>
+            <w:tcW w:w="6100" w:type="dxa"/>
+            <w:tcBorders>
+              <w:top w:val="single" w:color="CCCCCC" w:sz="0" w:space="0"/>
+              <w:left w:val="single" w:color="CCCCCC" w:sz="0" w:space="0"/>
+              <w:bottom w:val="single" w:color="CCCCCC" w:sz="0" w:space="0"/>
+              <w:right w:val="single" w:color="CCCCCC" w:sz="0" w:space="0"/>
+            </w:tcBorders>
+            <w:shd w:val="clear" w:color="auto" w:fill="FFFFFF"/>
+            <w:tcMar>
+              <w:top w:w="60" w:type="dxa"/>
+              <w:left w:w="120" w:type="dxa"/>
+              <w:bottom w:w="60" w:type="dxa"/>
+              <w:right w:w="120" w:type="dxa"/>
+            </w:tcMar>
+          </w:tcPr>
+          <w:p>
+            <w:r>
+              <w:rPr>
+                <w:rFonts w:ascii="Arial" w:hAnsi="Arial" w:eastAsia="Arial" w:cs="Arial"/>
+                <w:sz w:val="20"/>
+                <w:szCs w:val="20"/>
+              </w:rPr>
+              <w:t xml:space="preserve">「空气墙」碰撞体：纯 StaticBody2D + CollisionShape2D，无任何可见贴图，仅用于在预制整图上定义不可穿越区域（墙体、家具轮廓、地图边界等）。</w:t>
             </w:r>
           </w:p>
         </w:tc>
